--- a/paper/ICIIPC2026_Heart_Sound_Variability.docx
+++ b/paper/ICIIPC2026_Heart_Sound_Variability.docx
@@ -6750,7 +6750,7 @@
         <w:t>Data and research transparency.</w:t>
       </w:r>
       <w:r>
-        <w:t xml:space="preserve"> SensSmartTech [6] is available through PhysioNet [12] under CC BY 4.0. Original ethics approval is documented by the dataset authors; this secondary analysis asserts no local exemption. Code and results: https://github.com/above-avg/auditory-biomarkers. Primary revision: 7f8686f; post-hoc additions reproduce its predictions. The protocol was not publicly preregistered. Generative AI assisted coding, analysis, drafting and figures. The named authors remain responsible for verification and approval.</w:t>
+        <w:t xml:space="preserve"> SensSmartTech [6] is available through PhysioNet [12] under CC BY 4.0. Original ethics approval is documented by the dataset authors; this secondary analysis asserts no local exemption. Code and results: https://github.com/above-avg/auditory-biomarkers. Primary revision: 7f8686f; post-hoc additions reproduce its predictions. The protocol was not publicly preregistered. The named authors remain responsible for verification and approval.</w:t>
       </w:r>
     </w:p>
     <w:p>
